--- a/BE/BE6IT/prints/2.Lesson Planing MAD.docx
+++ b/BE/BE6IT/prints/2.Lesson Planing MAD.docx
@@ -82,28 +82,14 @@
           <w:sz w:val="22"/>
           <w:szCs w:val="22"/>
         </w:rPr>
-        <w:t xml:space="preserve"> 3</w:t>
+        <w:t xml:space="preserve"> </w:t>
       </w:r>
       <w:r>
         <w:rPr>
           <w:sz w:val="22"/>
           <w:szCs w:val="22"/>
         </w:rPr>
-        <w:t>1</w:t>
-      </w:r>
-      <w:r>
-        <w:rPr>
-          <w:sz w:val="22"/>
-          <w:szCs w:val="22"/>
-        </w:rPr>
-        <w:t>607</w:t>
-      </w:r>
-      <w:r>
-        <w:rPr>
-          <w:sz w:val="22"/>
-          <w:szCs w:val="22"/>
-        </w:rPr>
-        <w:t>07</w:t>
+        <w:t>3161612</w:t>
       </w:r>
     </w:p>
     <w:p>
@@ -1380,6 +1366,26 @@
             <w:pPr>
               <w:jc w:val="center"/>
             </w:pPr>
+          </w:p>
+        </w:tc>
+        <w:tc>
+          <w:tcPr>
+            <w:tcW w:w="1620" w:type="dxa"/>
+          </w:tcPr>
+          <w:p>
+            <w:pPr>
+              <w:jc w:val="center"/>
+            </w:pPr>
+          </w:p>
+        </w:tc>
+        <w:tc>
+          <w:tcPr>
+            <w:tcW w:w="1620" w:type="dxa"/>
+          </w:tcPr>
+          <w:p>
+            <w:pPr>
+              <w:jc w:val="center"/>
+            </w:pPr>
             <w:r>
               <w:rPr>
                 <w:b/>
@@ -1389,35 +1395,6 @@
               </w:rPr>
               <w:t>√</w:t>
             </w:r>
-          </w:p>
-        </w:tc>
-        <w:tc>
-          <w:tcPr>
-            <w:tcW w:w="1620" w:type="dxa"/>
-          </w:tcPr>
-          <w:p>
-            <w:pPr>
-              <w:jc w:val="center"/>
-            </w:pPr>
-            <w:r>
-              <w:rPr>
-                <w:b/>
-                <w:color w:val="000000"/>
-                <w:sz w:val="20"/>
-                <w:szCs w:val="20"/>
-              </w:rPr>
-              <w:t>√</w:t>
-            </w:r>
-          </w:p>
-        </w:tc>
-        <w:tc>
-          <w:tcPr>
-            <w:tcW w:w="1620" w:type="dxa"/>
-          </w:tcPr>
-          <w:p>
-            <w:pPr>
-              <w:jc w:val="center"/>
-            </w:pPr>
           </w:p>
         </w:tc>
         <w:tc>
@@ -13541,7 +13518,7 @@
         <v:shape id="_x0000_i1025" type="#_x0000_t75" style="width:36pt;height:36pt">
           <v:imagedata r:id="rId1" o:title=""/>
         </v:shape>
-        <o:OLEObject Type="Embed" ProgID="CorelDRAW.Graphic.12" ShapeID="_x0000_i1025" DrawAspect="Content" ObjectID="_1834345826" r:id="rId2"/>
+        <o:OLEObject Type="Embed" ProgID="CorelDRAW.Graphic.12" ShapeID="_x0000_i1025" DrawAspect="Content" ObjectID="_1834559889" r:id="rId2"/>
       </w:object>
     </w:r>
     <w:r>
@@ -14273,7 +14250,6 @@
   <w:style w:type="character" w:default="1" w:styleId="DefaultParagraphFont">
     <w:name w:val="Default Paragraph Font"/>
     <w:uiPriority w:val="1"/>
-    <w:semiHidden/>
     <w:unhideWhenUsed/>
   </w:style>
   <w:style w:type="table" w:default="1" w:styleId="TableNormal">
